--- a/ТРПП/прак 2/ТРПП_ИКБО-20-23_КузнецовЛА_практика№2.docx
+++ b/ТРПП/прак 2/ТРПП_ИКБО-20-23_КузнецовЛА_практика№2.docx
@@ -538,6 +538,9 @@
               <w:shd w:val="clear" w:color="auto" w:fill="FFFFFF"/>
               <w:spacing w:after="0" w:line="240" w:lineRule="auto"/>
               <w:jc w:val="center"/>
+              <w:rPr>
+                <w:b/>
+              </w:rPr>
             </w:pPr>
             <w:r>
               <w:rPr>
@@ -551,13 +554,32 @@
             </w:r>
             <w:r>
               <w:rPr>
-                <w:rFonts w:eastAsia="Times New Roman"/>
                 <w:b/>
-                <w:spacing w:val="-5"/>
-                <w:szCs w:val="28"/>
-              </w:rPr>
-              <w:t>Системы контроля версий</w:t>
-            </w:r>
+              </w:rPr>
+              <w:t xml:space="preserve">Основы работы с </w:t>
+            </w:r>
+            <w:proofErr w:type="spellStart"/>
+            <w:r>
+              <w:rPr>
+                <w:b/>
+              </w:rPr>
+              <w:t>Bash</w:t>
+            </w:r>
+            <w:proofErr w:type="spellEnd"/>
+            <w:r>
+              <w:rPr>
+                <w:b/>
+              </w:rPr>
+              <w:t xml:space="preserve"> </w:t>
+            </w:r>
+            <w:proofErr w:type="spellStart"/>
+            <w:r>
+              <w:rPr>
+                <w:b/>
+              </w:rPr>
+              <w:t>Scriptами</w:t>
+            </w:r>
+            <w:proofErr w:type="spellEnd"/>
             <w:r>
               <w:rPr>
                 <w:rFonts w:eastAsia="Times New Roman" w:cs="Times New Roman"/>
@@ -723,20 +745,6 @@
               <w:spacing w:after="0" w:line="240" w:lineRule="auto"/>
               <w:ind w:right="-57"/>
               <w:jc w:val="right"/>
-              <w:rPr>
-                <w:rFonts w:eastAsia="Times New Roman"/>
-                <w:sz w:val="24"/>
-                <w:szCs w:val="24"/>
-              </w:rPr>
-            </w:pPr>
-          </w:p>
-          <w:p>
-            <w:pPr>
-              <w:widowControl w:val="0"/>
-              <w:shd w:val="clear" w:color="auto" w:fill="FFFFFF"/>
-              <w:spacing w:after="0" w:line="240" w:lineRule="auto"/>
-              <w:ind w:right="-57"/>
-              <w:jc w:val="right"/>
             </w:pPr>
             <w:r>
               <w:rPr>
@@ -867,8 +875,8 @@
       </w:tblPr>
       <w:tblGrid>
         <w:gridCol w:w="3417"/>
-        <w:gridCol w:w="3327"/>
-        <w:gridCol w:w="2611"/>
+        <w:gridCol w:w="2854"/>
+        <w:gridCol w:w="3084"/>
       </w:tblGrid>
       <w:tr>
         <w:tc>
@@ -881,9 +889,8 @@
             <w:pPr>
               <w:widowControl w:val="0"/>
               <w:spacing w:after="0" w:line="240" w:lineRule="auto"/>
-              <w:jc w:val="center"/>
+              <w:ind w:firstLine="0"/>
             </w:pPr>
-            <w:proofErr w:type="gramStart"/>
             <w:r>
               <w:rPr>
                 <w:rFonts w:eastAsia="Times New Roman" w:cs="Times New Roman"/>
@@ -891,9 +898,8 @@
                 <w:szCs w:val="20"/>
                 <w:lang w:eastAsia="ru-RU"/>
               </w:rPr>
-              <w:t>Практическая  работа</w:t>
-            </w:r>
-            <w:proofErr w:type="gramEnd"/>
+              <w:t xml:space="preserve">    Практическая </w:t>
+            </w:r>
             <w:r>
               <w:rPr>
                 <w:rFonts w:eastAsia="Times New Roman" w:cs="Times New Roman"/>
@@ -901,13 +907,13 @@
                 <w:szCs w:val="20"/>
                 <w:lang w:eastAsia="ru-RU"/>
               </w:rPr>
-              <w:t xml:space="preserve"> выполнена</w:t>
+              <w:t>работа выполнена</w:t>
             </w:r>
           </w:p>
         </w:tc>
         <w:tc>
           <w:tcPr>
-            <w:tcW w:w="3327" w:type="dxa"/>
+            <w:tcW w:w="2854" w:type="dxa"/>
             <w:shd w:val="clear" w:color="auto" w:fill="auto"/>
             <w:vAlign w:val="center"/>
           </w:tcPr>
@@ -948,7 +954,7 @@
         </w:tc>
         <w:tc>
           <w:tcPr>
-            <w:tcW w:w="2611" w:type="dxa"/>
+            <w:tcW w:w="3084" w:type="dxa"/>
             <w:shd w:val="clear" w:color="auto" w:fill="auto"/>
           </w:tcPr>
           <w:p>
@@ -1025,7 +1031,7 @@
         </w:tc>
         <w:tc>
           <w:tcPr>
-            <w:tcW w:w="3327" w:type="dxa"/>
+            <w:tcW w:w="2854" w:type="dxa"/>
             <w:shd w:val="clear" w:color="auto" w:fill="auto"/>
           </w:tcPr>
           <w:p>
@@ -1044,7 +1050,7 @@
         </w:tc>
         <w:tc>
           <w:tcPr>
-            <w:tcW w:w="2611" w:type="dxa"/>
+            <w:tcW w:w="3084" w:type="dxa"/>
             <w:shd w:val="clear" w:color="auto" w:fill="auto"/>
           </w:tcPr>
           <w:p>
@@ -1099,7 +1105,7 @@
         </w:tc>
         <w:tc>
           <w:tcPr>
-            <w:tcW w:w="3327" w:type="dxa"/>
+            <w:tcW w:w="2854" w:type="dxa"/>
             <w:shd w:val="clear" w:color="auto" w:fill="auto"/>
             <w:vAlign w:val="center"/>
           </w:tcPr>
@@ -1152,7 +1158,7 @@
         </w:tc>
         <w:tc>
           <w:tcPr>
-            <w:tcW w:w="2611" w:type="dxa"/>
+            <w:tcW w:w="3084" w:type="dxa"/>
             <w:shd w:val="clear" w:color="auto" w:fill="auto"/>
           </w:tcPr>
           <w:p>
@@ -1237,14 +1243,27 @@
       <w:pPr>
         <w:widowControl w:val="0"/>
         <w:spacing w:after="0" w:line="276" w:lineRule="auto"/>
-        <w:jc w:val="center"/>
-      </w:pPr>
-      <w:r>
         <w:rPr>
           <w:rFonts w:eastAsia="Times New Roman"/>
           <w:color w:val="000000"/>
           <w:szCs w:val="28"/>
         </w:rPr>
+      </w:pPr>
+      <w:bookmarkStart w:id="0" w:name="_GoBack"/>
+      <w:bookmarkEnd w:id="0"/>
+    </w:p>
+    <w:p>
+      <w:pPr>
+        <w:widowControl w:val="0"/>
+        <w:spacing w:after="0" w:line="276" w:lineRule="auto"/>
+        <w:jc w:val="center"/>
+      </w:pPr>
+      <w:r>
+        <w:rPr>
+          <w:rFonts w:eastAsia="Times New Roman"/>
+          <w:color w:val="000000"/>
+          <w:szCs w:val="28"/>
+        </w:rPr>
         <w:t xml:space="preserve">Москва 2025 </w:t>
       </w:r>
     </w:p>
@@ -1253,15 +1272,20 @@
         <w:pStyle w:val="1"/>
         <w:jc w:val="center"/>
       </w:pPr>
-      <w:bookmarkStart w:id="0" w:name="_Toc192019209"/>
+      <w:bookmarkStart w:id="1" w:name="_Toc192019209"/>
       <w:r>
         <w:lastRenderedPageBreak/>
         <w:t>СОДЕРЖАНИЕ</w:t>
       </w:r>
-      <w:bookmarkEnd w:id="0"/>
+      <w:bookmarkEnd w:id="1"/>
     </w:p>
     <w:sdt>
       <w:sdtPr>
+        <w:rPr>
+          <w:rFonts w:eastAsiaTheme="majorEastAsia" w:cstheme="majorBidi"/>
+          <w:b/>
+          <w:szCs w:val="32"/>
+        </w:rPr>
         <w:id w:val="-395741874"/>
         <w:docPartObj>
           <w:docPartGallery w:val="Table of Contents"/>
@@ -1270,10 +1294,8 @@
       </w:sdtPr>
       <w:sdtEndPr>
         <w:rPr>
-          <w:rFonts w:eastAsiaTheme="majorEastAsia" w:cstheme="majorBidi"/>
           <w:bCs/>
           <w:color w:val="000000" w:themeColor="text1"/>
-          <w:szCs w:val="32"/>
         </w:rPr>
       </w:sdtEndPr>
       <w:sdtContent>
@@ -1309,8 +1331,8 @@
             </w:r>
           </w:hyperlink>
         </w:p>
-        <w:bookmarkStart w:id="1" w:name="_Часть_1._Базовые"/>
-        <w:bookmarkEnd w:id="1"/>
+        <w:bookmarkStart w:id="2" w:name="_Часть_1._Базовые"/>
+        <w:bookmarkEnd w:id="2"/>
         <w:p>
           <w:pPr>
             <w:pStyle w:val="1"/>
@@ -1343,12 +1365,6 @@
               <w:b w:val="0"/>
               <w:color w:val="000000" w:themeColor="text1"/>
             </w:rPr>
-          </w:r>
-          <w:r>
-            <w:rPr>
-              <w:b w:val="0"/>
-              <w:color w:val="000000" w:themeColor="text1"/>
-            </w:rPr>
             <w:fldChar w:fldCharType="separate"/>
           </w:r>
           <w:r>
@@ -1397,96 +1413,7 @@
             <w:fldChar w:fldCharType="end"/>
           </w:r>
         </w:p>
-        <w:bookmarkStart w:id="2" w:name="_Шаг_1._Написать"/>
-        <w:bookmarkEnd w:id="2"/>
-        <w:p>
-          <w:pPr>
-            <w:pStyle w:val="1"/>
-            <w:tabs>
-              <w:tab w:val="left" w:leader="dot" w:pos="9072"/>
-              <w:tab w:val="left" w:leader="dot" w:pos="9356"/>
-            </w:tabs>
-            <w:ind w:firstLine="708"/>
-            <w:rPr>
-              <w:b w:val="0"/>
-              <w:color w:val="000000" w:themeColor="text1"/>
-            </w:rPr>
-          </w:pPr>
-          <w:r>
-            <w:rPr>
-              <w:b w:val="0"/>
-              <w:color w:val="000000" w:themeColor="text1"/>
-            </w:rPr>
-            <w:fldChar w:fldCharType="begin"/>
-          </w:r>
-          <w:r>
-            <w:rPr>
-              <w:b w:val="0"/>
-              <w:color w:val="000000" w:themeColor="text1"/>
-            </w:rPr>
-            <w:instrText xml:space="preserve"> HYPERLINK  \l "_Шаг_1._Написать" </w:instrText>
-          </w:r>
-          <w:r>
-            <w:rPr>
-              <w:b w:val="0"/>
-              <w:color w:val="000000" w:themeColor="text1"/>
-            </w:rPr>
-          </w:r>
-          <w:r>
-            <w:rPr>
-              <w:b w:val="0"/>
-              <w:color w:val="000000" w:themeColor="text1"/>
-            </w:rPr>
-            <w:fldChar w:fldCharType="separate"/>
-          </w:r>
-          <w:r>
-            <w:rPr>
-              <w:rStyle w:val="a5"/>
-              <w:b w:val="0"/>
-              <w:color w:val="000000" w:themeColor="text1"/>
-              <w:u w:val="none"/>
-            </w:rPr>
-            <w:t xml:space="preserve">Шаг 1. Написать сценарий, который выводит дату, время, список зарегистрировавшихся пользователей, и </w:t>
-          </w:r>
-          <w:proofErr w:type="spellStart"/>
-          <w:r>
-            <w:rPr>
-              <w:rStyle w:val="a5"/>
-              <w:b w:val="0"/>
-              <w:color w:val="000000" w:themeColor="text1"/>
-              <w:u w:val="none"/>
-            </w:rPr>
-            <w:t>uptime</w:t>
-          </w:r>
-          <w:proofErr w:type="spellEnd"/>
-          <w:r>
-            <w:rPr>
-              <w:rStyle w:val="a5"/>
-              <w:b w:val="0"/>
-              <w:color w:val="000000" w:themeColor="text1"/>
-              <w:u w:val="none"/>
-            </w:rPr>
-            <w:t xml:space="preserve"> системы и сохраняет эту информацию в файл</w:t>
-          </w:r>
-          <w:r>
-            <w:rPr>
-              <w:rStyle w:val="a5"/>
-              <w:b w:val="0"/>
-              <w:color w:val="000000" w:themeColor="text1"/>
-              <w:u w:val="none"/>
-            </w:rPr>
-            <w:tab/>
-            <w:t>3</w:t>
-          </w:r>
-          <w:r>
-            <w:rPr>
-              <w:b w:val="0"/>
-              <w:color w:val="000000" w:themeColor="text1"/>
-            </w:rPr>
-            <w:fldChar w:fldCharType="end"/>
-          </w:r>
-        </w:p>
-        <w:bookmarkStart w:id="3" w:name="_Шаг_2._Написать"/>
+        <w:bookmarkStart w:id="3" w:name="_Шаг_1._Написать"/>
         <w:bookmarkEnd w:id="3"/>
         <w:p>
           <w:pPr>
@@ -1513,13 +1440,7 @@
               <w:b w:val="0"/>
               <w:color w:val="000000" w:themeColor="text1"/>
             </w:rPr>
-            <w:instrText xml:space="preserve"> HYPERLINK  \l "_Шаг_2._Написать" </w:instrText>
-          </w:r>
-          <w:r>
-            <w:rPr>
-              <w:b w:val="0"/>
-              <w:color w:val="000000" w:themeColor="text1"/>
-            </w:rPr>
+            <w:instrText xml:space="preserve"> HYPERLINK  \l "_Шаг_1._Написать" </w:instrText>
           </w:r>
           <w:r>
             <w:rPr>
@@ -1535,7 +1456,27 @@
               <w:color w:val="000000" w:themeColor="text1"/>
               <w:u w:val="none"/>
             </w:rPr>
-            <w:t>Шаг 2. Написать сценарий, который выводит содержимое любого каталога или сообщение о том, что его не существует.</w:t>
+            <w:t xml:space="preserve">Шаг 1. Написать сценарий, который выводит дату, время, список зарегистрировавшихся пользователей, и </w:t>
+          </w:r>
+          <w:proofErr w:type="spellStart"/>
+          <w:r>
+            <w:rPr>
+              <w:rStyle w:val="a5"/>
+              <w:b w:val="0"/>
+              <w:color w:val="000000" w:themeColor="text1"/>
+              <w:u w:val="none"/>
+            </w:rPr>
+            <w:t>uptime</w:t>
+          </w:r>
+          <w:proofErr w:type="spellEnd"/>
+          <w:r>
+            <w:rPr>
+              <w:rStyle w:val="a5"/>
+              <w:b w:val="0"/>
+              <w:color w:val="000000" w:themeColor="text1"/>
+              <w:u w:val="none"/>
+            </w:rPr>
+            <w:t xml:space="preserve"> системы и сохраняет эту информацию в файл</w:t>
           </w:r>
           <w:r>
             <w:rPr>
@@ -1555,7 +1496,7 @@
             <w:fldChar w:fldCharType="end"/>
           </w:r>
         </w:p>
-        <w:bookmarkStart w:id="4" w:name="_Шаг_3._Написать"/>
+        <w:bookmarkStart w:id="4" w:name="_Шаг_2._Написать"/>
         <w:bookmarkEnd w:id="4"/>
         <w:p>
           <w:pPr>
@@ -1582,13 +1523,7 @@
               <w:b w:val="0"/>
               <w:color w:val="000000" w:themeColor="text1"/>
             </w:rPr>
-            <w:instrText xml:space="preserve"> HYPERLINK  \l "_Шаг_3._Написать" </w:instrText>
-          </w:r>
-          <w:r>
-            <w:rPr>
-              <w:b w:val="0"/>
-              <w:color w:val="000000" w:themeColor="text1"/>
-            </w:rPr>
+            <w:instrText xml:space="preserve"> HYPERLINK  \l "_Шаг_2._Написать" </w:instrText>
           </w:r>
           <w:r>
             <w:rPr>
@@ -1604,7 +1539,7 @@
               <w:color w:val="000000" w:themeColor="text1"/>
               <w:u w:val="none"/>
             </w:rPr>
-            <w:t>Шаг 3. Написать сценарий, который с помощью цикла прочитает файл и выведет его содержимое</w:t>
+            <w:t>Шаг 2. Написать сценарий, который выводит содержимое любого каталога или сообщение о том, что его не существует.</w:t>
           </w:r>
           <w:r>
             <w:rPr>
@@ -1614,7 +1549,7 @@
               <w:u w:val="none"/>
             </w:rPr>
             <w:tab/>
-            <w:t>4</w:t>
+            <w:t>3</w:t>
           </w:r>
           <w:r>
             <w:rPr>
@@ -1624,7 +1559,7 @@
             <w:fldChar w:fldCharType="end"/>
           </w:r>
         </w:p>
-        <w:bookmarkStart w:id="5" w:name="_Шаг_4._Написать"/>
+        <w:bookmarkStart w:id="5" w:name="_Шаг_3._Написать"/>
         <w:bookmarkEnd w:id="5"/>
         <w:p>
           <w:pPr>
@@ -1651,6 +1586,69 @@
               <w:b w:val="0"/>
               <w:color w:val="000000" w:themeColor="text1"/>
             </w:rPr>
+            <w:instrText xml:space="preserve"> HYPERLINK  \l "_Шаг_3._Написать" </w:instrText>
+          </w:r>
+          <w:r>
+            <w:rPr>
+              <w:b w:val="0"/>
+              <w:color w:val="000000" w:themeColor="text1"/>
+            </w:rPr>
+            <w:fldChar w:fldCharType="separate"/>
+          </w:r>
+          <w:r>
+            <w:rPr>
+              <w:rStyle w:val="a5"/>
+              <w:b w:val="0"/>
+              <w:color w:val="000000" w:themeColor="text1"/>
+              <w:u w:val="none"/>
+            </w:rPr>
+            <w:t>Шаг 3. Написать сценарий, который с помощью цикла прочитает файл и выведет его содержимое</w:t>
+          </w:r>
+          <w:r>
+            <w:rPr>
+              <w:rStyle w:val="a5"/>
+              <w:b w:val="0"/>
+              <w:color w:val="000000" w:themeColor="text1"/>
+              <w:u w:val="none"/>
+            </w:rPr>
+            <w:tab/>
+            <w:t>4</w:t>
+          </w:r>
+          <w:r>
+            <w:rPr>
+              <w:b w:val="0"/>
+              <w:color w:val="000000" w:themeColor="text1"/>
+            </w:rPr>
+            <w:fldChar w:fldCharType="end"/>
+          </w:r>
+        </w:p>
+        <w:bookmarkStart w:id="6" w:name="_Шаг_4._Написать"/>
+        <w:bookmarkEnd w:id="6"/>
+        <w:p>
+          <w:pPr>
+            <w:pStyle w:val="1"/>
+            <w:tabs>
+              <w:tab w:val="left" w:leader="dot" w:pos="9072"/>
+              <w:tab w:val="left" w:leader="dot" w:pos="9356"/>
+            </w:tabs>
+            <w:ind w:firstLine="708"/>
+            <w:rPr>
+              <w:b w:val="0"/>
+              <w:color w:val="000000" w:themeColor="text1"/>
+            </w:rPr>
+          </w:pPr>
+          <w:r>
+            <w:rPr>
+              <w:b w:val="0"/>
+              <w:color w:val="000000" w:themeColor="text1"/>
+            </w:rPr>
+            <w:fldChar w:fldCharType="begin"/>
+          </w:r>
+          <w:r>
+            <w:rPr>
+              <w:b w:val="0"/>
+              <w:color w:val="000000" w:themeColor="text1"/>
+            </w:rPr>
             <w:instrText xml:space="preserve"> HYPERLINK  \l "_Шаг_4._Написать" </w:instrText>
           </w:r>
           <w:r>
@@ -1658,12 +1656,6 @@
               <w:b w:val="0"/>
               <w:color w:val="000000" w:themeColor="text1"/>
             </w:rPr>
-          </w:r>
-          <w:r>
-            <w:rPr>
-              <w:b w:val="0"/>
-              <w:color w:val="000000" w:themeColor="text1"/>
-            </w:rPr>
             <w:fldChar w:fldCharType="separate"/>
           </w:r>
           <w:r>
@@ -1673,18 +1665,7 @@
               <w:color w:val="000000" w:themeColor="text1"/>
               <w:u w:val="none"/>
             </w:rPr>
-            <w:t xml:space="preserve">Шаг 4. Написать сценарий, который с помощью цикла выведет список файлов и директорий из текущего каталога, укажет, что есть файл, а что </w:t>
-          </w:r>
-          <w:bookmarkStart w:id="6" w:name="_GoBack"/>
-          <w:bookmarkEnd w:id="6"/>
-          <w:r>
-            <w:rPr>
-              <w:rStyle w:val="a5"/>
-              <w:b w:val="0"/>
-              <w:color w:val="000000" w:themeColor="text1"/>
-              <w:u w:val="none"/>
-            </w:rPr>
-            <w:t>директория</w:t>
+            <w:t>Шаг 4. Написать сценарий, который с помощью цикла выведет список файлов и директорий из текущего каталога, укажет, что есть файл, а что директория</w:t>
           </w:r>
           <w:r>
             <w:rPr>
@@ -1738,12 +1719,6 @@
               <w:b w:val="0"/>
               <w:color w:val="000000" w:themeColor="text1"/>
             </w:rPr>
-          </w:r>
-          <w:r>
-            <w:rPr>
-              <w:b w:val="0"/>
-              <w:color w:val="000000" w:themeColor="text1"/>
-            </w:rPr>
             <w:fldChar w:fldCharType="separate"/>
           </w:r>
           <w:r>
@@ -1800,12 +1775,6 @@
               <w:color w:val="000000" w:themeColor="text1"/>
             </w:rPr>
             <w:instrText xml:space="preserve"> HYPERLINK  \l "_Шаг_6._Написать" </w:instrText>
-          </w:r>
-          <w:r>
-            <w:rPr>
-              <w:b w:val="0"/>
-              <w:color w:val="000000" w:themeColor="text1"/>
-            </w:rPr>
           </w:r>
           <w:r>
             <w:rPr>
@@ -3250,6 +3219,10 @@
         <w:ind w:firstLine="0"/>
       </w:pPr>
       <w:r>
+        <w:rPr>
+          <w:noProof/>
+          <w:lang w:eastAsia="ru-RU"/>
+        </w:rPr>
         <w:drawing>
           <wp:inline distT="0" distB="0" distL="0" distR="0" wp14:anchorId="02EE0D92" wp14:editId="018B3EDF">
             <wp:extent cx="5940425" cy="3465830"/>
@@ -3300,6 +3273,10 @@
         <w:ind w:firstLine="0"/>
       </w:pPr>
       <w:r>
+        <w:rPr>
+          <w:noProof/>
+          <w:lang w:eastAsia="ru-RU"/>
+        </w:rPr>
         <w:drawing>
           <wp:inline distT="0" distB="0" distL="0" distR="0" wp14:anchorId="55F79BE9" wp14:editId="172516E4">
             <wp:extent cx="5940425" cy="1918970"/>
@@ -3359,10 +3336,7 @@
       <w:bookmarkEnd w:id="12"/>
       <w:r>
         <w:lastRenderedPageBreak/>
-        <w:t xml:space="preserve">Шаг 2. </w:t>
-      </w:r>
-      <w:r>
-        <w:t>Создание виртуального окружения</w:t>
+        <w:t>Шаг 2. Создание виртуального окружения</w:t>
       </w:r>
     </w:p>
     <w:p>
@@ -3370,6 +3344,10 @@
         <w:ind w:firstLine="0"/>
       </w:pPr>
       <w:r>
+        <w:rPr>
+          <w:noProof/>
+          <w:lang w:eastAsia="ru-RU"/>
+        </w:rPr>
         <w:drawing>
           <wp:inline distT="0" distB="0" distL="0" distR="0" wp14:anchorId="04EBDE55" wp14:editId="67BD0A84">
             <wp:extent cx="5940425" cy="2894330"/>
@@ -3426,6 +3404,10 @@
         <w:ind w:firstLine="0"/>
       </w:pPr>
       <w:r>
+        <w:rPr>
+          <w:noProof/>
+          <w:lang w:eastAsia="ru-RU"/>
+        </w:rPr>
         <w:drawing>
           <wp:inline distT="0" distB="0" distL="0" distR="0" wp14:anchorId="5A49472A" wp14:editId="483BEE99">
             <wp:extent cx="5940425" cy="766445"/>
@@ -3476,6 +3458,10 @@
         <w:ind w:firstLine="0"/>
       </w:pPr>
       <w:r>
+        <w:rPr>
+          <w:noProof/>
+          <w:lang w:eastAsia="ru-RU"/>
+        </w:rPr>
         <w:drawing>
           <wp:inline distT="0" distB="0" distL="0" distR="0" wp14:anchorId="3E3D4357" wp14:editId="4F4D3FB0">
             <wp:extent cx="5940425" cy="542925"/>
@@ -3518,13 +3504,7 @@
         <w:pStyle w:val="a"/>
       </w:pPr>
       <w:r>
-        <w:t>Часть</w:t>
-      </w:r>
-      <w:r>
-        <w:t xml:space="preserve"> 2</w:t>
-      </w:r>
-      <w:r>
-        <w:t xml:space="preserve"> установки необходимых библиотек</w:t>
+        <w:t>Часть 2 установки необходимых библиотек</w:t>
       </w:r>
     </w:p>
     <w:p>
@@ -3535,6 +3515,10 @@
         </w:rPr>
       </w:pPr>
       <w:r>
+        <w:rPr>
+          <w:noProof/>
+          <w:lang w:eastAsia="ru-RU"/>
+        </w:rPr>
         <w:drawing>
           <wp:inline distT="0" distB="0" distL="0" distR="0" wp14:anchorId="61913008" wp14:editId="19EC8EBB">
             <wp:extent cx="5940425" cy="539750"/>
@@ -3593,7 +3577,8 @@
       </w:pPr>
       <w:r>
         <w:rPr>
-          <w:lang w:val="en-US"/>
+          <w:noProof/>
+          <w:lang w:eastAsia="ru-RU"/>
         </w:rPr>
         <w:drawing>
           <wp:inline distT="0" distB="0" distL="0" distR="0" wp14:anchorId="232C5E06" wp14:editId="781FC798">
@@ -3660,6 +3645,10 @@
         <w:ind w:firstLine="0"/>
       </w:pPr>
       <w:r>
+        <w:rPr>
+          <w:noProof/>
+          <w:lang w:eastAsia="ru-RU"/>
+        </w:rPr>
         <w:lastRenderedPageBreak/>
         <w:drawing>
           <wp:inline distT="0" distB="0" distL="0" distR="0" wp14:anchorId="763913FE" wp14:editId="06C0E832">
@@ -3719,10 +3708,7 @@
       <w:bookmarkStart w:id="13" w:name="_Шаг_3._Написание"/>
       <w:bookmarkEnd w:id="13"/>
       <w:r>
-        <w:t xml:space="preserve">Шаг 3. </w:t>
-      </w:r>
-      <w:r>
-        <w:t>Написание скрипта запуска приложения на новой системе</w:t>
+        <w:t>Шаг 3. Написание скрипта запуска приложения на новой системе</w:t>
       </w:r>
     </w:p>
     <w:p>
@@ -3731,6 +3717,10 @@
         <w:jc w:val="center"/>
       </w:pPr>
       <w:r>
+        <w:rPr>
+          <w:noProof/>
+          <w:lang w:eastAsia="ru-RU"/>
+        </w:rPr>
         <w:drawing>
           <wp:inline distT="0" distB="0" distL="0" distR="0" wp14:anchorId="31986F73" wp14:editId="3FF86BD7">
             <wp:extent cx="5134692" cy="1800476"/>
@@ -3781,6 +3771,10 @@
         <w:ind w:firstLine="0"/>
       </w:pPr>
       <w:r>
+        <w:rPr>
+          <w:noProof/>
+          <w:lang w:eastAsia="ru-RU"/>
+        </w:rPr>
         <w:drawing>
           <wp:inline distT="0" distB="0" distL="0" distR="0" wp14:anchorId="384DE183" wp14:editId="1ED1203B">
             <wp:extent cx="5940425" cy="1401445"/>
@@ -3845,6 +3839,10 @@
         </w:rPr>
       </w:pPr>
       <w:r>
+        <w:rPr>
+          <w:noProof/>
+          <w:lang w:eastAsia="ru-RU"/>
+        </w:rPr>
         <w:drawing>
           <wp:inline distT="0" distB="0" distL="0" distR="0" wp14:anchorId="57CE2F67" wp14:editId="1BFD768F">
             <wp:extent cx="5940425" cy="3735705"/>
@@ -3917,7 +3915,8 @@
       </w:pPr>
       <w:r>
         <w:rPr>
-          <w:lang w:val="en-US"/>
+          <w:noProof/>
+          <w:lang w:eastAsia="ru-RU"/>
         </w:rPr>
         <w:drawing>
           <wp:inline distT="0" distB="0" distL="0" distR="0" wp14:anchorId="65BA1441" wp14:editId="2EA7E651">
@@ -4109,7 +4108,7 @@
           <w:rPr>
             <w:noProof/>
           </w:rPr>
-          <w:t>4</w:t>
+          <w:t>14</w:t>
         </w:r>
         <w:r>
           <w:fldChar w:fldCharType="end"/>
@@ -5152,7 +5151,7 @@
 </file>
 
 <file path=customXml/itemProps1.xml><?xml version="1.0" encoding="utf-8"?>
-<ds:datastoreItem xmlns:ds="http://schemas.openxmlformats.org/officeDocument/2006/customXml" ds:itemID="{99E4F221-5C5C-4816-98AA-43D8BE75936F}">
+<ds:datastoreItem xmlns:ds="http://schemas.openxmlformats.org/officeDocument/2006/customXml" ds:itemID="{B4475EA8-8CCE-480F-AA3B-9420A3985A9F}">
   <ds:schemaRefs>
     <ds:schemaRef ds:uri="http://schemas.openxmlformats.org/officeDocument/2006/bibliography"/>
   </ds:schemaRefs>
